--- a/МО 19.10.2026/Направления/Журнал_выдачи_направлений_Руднево_2026.docx
+++ b/МО 19.10.2026/Направления/Журнал_выдачи_направлений_Руднево_2026.docx
@@ -125,7 +125,7 @@
           <w:b w:val="0"/>
           <w:sz w:val="20"/>
         </w:rPr>
-        <w:t>Всего направлений: 57, в т. ч. на периодический медицинский осмотр — 53, с отметкой о психиатрическом освидетельствовании — 4.</w:t>
+        <w:t>Всего направлений: 54, в т. ч. на периодический медицинский осмотр — 53, с отметкой о психиатрическом освидетельствовании — 1.</w:t>
       </w:r>
     </w:p>
     <w:p>
@@ -3407,7 +3407,7 @@
                 <w:b w:val="0"/>
                 <w:sz w:val="18"/>
               </w:rPr>
-              <w:t>Гагарин Алексей Владимирович</w:t>
+              <w:t>Герасимов Александр Александрович</w:t>
             </w:r>
           </w:p>
         </w:tc>
@@ -3427,7 +3427,7 @@
                 <w:b w:val="0"/>
                 <w:sz w:val="18"/>
               </w:rPr>
-              <w:t>30.03.1987</w:t>
+              <w:t>05.02.1975</w:t>
             </w:r>
           </w:p>
         </w:tc>
@@ -3447,7 +3447,7 @@
                 <w:b w:val="0"/>
                 <w:sz w:val="18"/>
               </w:rPr>
-              <w:t>Склад</w:t>
+              <w:t>Механический участок</w:t>
             </w:r>
           </w:p>
         </w:tc>
@@ -3467,7 +3467,7 @@
                 <w:b w:val="0"/>
                 <w:sz w:val="18"/>
               </w:rPr>
-              <w:t>Кладовщик-комплектовщик</w:t>
+              <w:t>Токарь 5 разряда</w:t>
             </w:r>
           </w:p>
         </w:tc>
@@ -3487,47 +3487,47 @@
                 <w:b w:val="0"/>
                 <w:sz w:val="16"/>
               </w:rPr>
+              <w:t>Периодический</w:t>
+            </w:r>
+          </w:p>
+        </w:tc>
+        <w:tc>
+          <w:tcPr>
+            <w:tcW w:type="dxa" w:w="1550"/>
+            <w:vAlign w:val="center"/>
+          </w:tcPr>
+          <w:p>
+            <w:pPr>
+              <w:spacing w:after="0" w:before="0" w:line="240" w:lineRule="auto"/>
+              <w:jc w:val="left"/>
+            </w:pPr>
+            <w:r>
+              <w:rPr>
+                <w:rFonts w:ascii="Times New Roman" w:hAnsi="Times New Roman" w:eastAsia="Times New Roman"/>
+                <w:b w:val="0"/>
+                <w:sz w:val="18"/>
+              </w:rPr>
+              <w:t>4.3.1, 4.3.2, 4.4, 5.1, 5.2, 15</w:t>
+            </w:r>
+          </w:p>
+        </w:tc>
+        <w:tc>
+          <w:tcPr>
+            <w:tcW w:type="dxa" w:w="1420"/>
+            <w:vAlign w:val="center"/>
+          </w:tcPr>
+          <w:p>
+            <w:pPr>
+              <w:spacing w:after="0" w:before="0" w:line="240" w:lineRule="auto"/>
+              <w:jc w:val="left"/>
+            </w:pPr>
+            <w:r>
+              <w:rPr>
+                <w:rFonts w:ascii="Times New Roman" w:hAnsi="Times New Roman" w:eastAsia="Times New Roman"/>
+                <w:b w:val="0"/>
+                <w:sz w:val="18"/>
+              </w:rPr>
               <w:t>—</w:t>
-            </w:r>
-          </w:p>
-        </w:tc>
-        <w:tc>
-          <w:tcPr>
-            <w:tcW w:type="dxa" w:w="1550"/>
-            <w:vAlign w:val="center"/>
-          </w:tcPr>
-          <w:p>
-            <w:pPr>
-              <w:spacing w:after="0" w:before="0" w:line="240" w:lineRule="auto"/>
-              <w:jc w:val="left"/>
-            </w:pPr>
-            <w:r>
-              <w:rPr>
-                <w:rFonts w:ascii="Times New Roman" w:hAnsi="Times New Roman" w:eastAsia="Times New Roman"/>
-                <w:b w:val="0"/>
-                <w:sz w:val="18"/>
-              </w:rPr>
-              <w:t>—</w:t>
-            </w:r>
-          </w:p>
-        </w:tc>
-        <w:tc>
-          <w:tcPr>
-            <w:tcW w:type="dxa" w:w="1420"/>
-            <w:vAlign w:val="center"/>
-          </w:tcPr>
-          <w:p>
-            <w:pPr>
-              <w:spacing w:after="0" w:before="0" w:line="240" w:lineRule="auto"/>
-              <w:jc w:val="left"/>
-            </w:pPr>
-            <w:r>
-              <w:rPr>
-                <w:rFonts w:ascii="Times New Roman" w:hAnsi="Times New Roman" w:eastAsia="Times New Roman"/>
-                <w:b w:val="0"/>
-                <w:sz w:val="18"/>
-              </w:rPr>
-              <w:t>п. 1 — управление транспортными средствами (п.18.1 приложения к Приказу №29н)</w:t>
             </w:r>
           </w:p>
         </w:tc>
@@ -3650,7 +3650,7 @@
                 <w:b w:val="0"/>
                 <w:sz w:val="18"/>
               </w:rPr>
-              <w:t>Герасимов Александр Александрович</w:t>
+              <w:t>Геращенко Сергей Владимирович</w:t>
             </w:r>
           </w:p>
         </w:tc>
@@ -3670,7 +3670,7 @@
                 <w:b w:val="0"/>
                 <w:sz w:val="18"/>
               </w:rPr>
-              <w:t>05.02.1975</w:t>
+              <w:t>19.03.2001</w:t>
             </w:r>
           </w:p>
         </w:tc>
@@ -3710,7 +3710,7 @@
                 <w:b w:val="0"/>
                 <w:sz w:val="18"/>
               </w:rPr>
-              <w:t>Токарь 5 разряда</w:t>
+              <w:t>Оператор-наладчик станков с ЧПУ</w:t>
             </w:r>
           </w:p>
         </w:tc>
@@ -3893,7 +3893,7 @@
                 <w:b w:val="0"/>
                 <w:sz w:val="18"/>
               </w:rPr>
-              <w:t>Геращенко Сергей Владимирович</w:t>
+              <w:t>Горбушина Венера Энверовна</w:t>
             </w:r>
           </w:p>
         </w:tc>
@@ -3913,7 +3913,7 @@
                 <w:b w:val="0"/>
                 <w:sz w:val="18"/>
               </w:rPr>
-              <w:t>19.03.2001</w:t>
+              <w:t>27.09.1990</w:t>
             </w:r>
           </w:p>
         </w:tc>
@@ -3933,7 +3933,7 @@
                 <w:b w:val="0"/>
                 <w:sz w:val="18"/>
               </w:rPr>
-              <w:t>Механический участок</w:t>
+              <w:t>Швейный участок</w:t>
             </w:r>
           </w:p>
         </w:tc>
@@ -3953,7 +3953,7 @@
                 <w:b w:val="0"/>
                 <w:sz w:val="18"/>
               </w:rPr>
-              <w:t>Оператор-наладчик станков с ЧПУ</w:t>
+              <w:t>Специалист по пошиву 4 разряда</w:t>
             </w:r>
           </w:p>
         </w:tc>
@@ -4136,7 +4136,7 @@
                 <w:b w:val="0"/>
                 <w:sz w:val="18"/>
               </w:rPr>
-              <w:t>Горбушина Венера Энверовна</w:t>
+              <w:t>Горнеев Никита Сергеевич</w:t>
             </w:r>
           </w:p>
         </w:tc>
@@ -4156,7 +4156,7 @@
                 <w:b w:val="0"/>
                 <w:sz w:val="18"/>
               </w:rPr>
-              <w:t>27.09.1990</w:t>
+              <w:t>18.08.1998</w:t>
             </w:r>
           </w:p>
         </w:tc>
@@ -4176,7 +4176,7 @@
                 <w:b w:val="0"/>
                 <w:sz w:val="18"/>
               </w:rPr>
-              <w:t>Швейный участок</w:t>
+              <w:t>Механический участок</w:t>
             </w:r>
           </w:p>
         </w:tc>
@@ -4196,7 +4196,7 @@
                 <w:b w:val="0"/>
                 <w:sz w:val="18"/>
               </w:rPr>
-              <w:t>Специалист по пошиву 4 разряда</w:t>
+              <w:t>Оператор станков с ЧПУ 4 разряда</w:t>
             </w:r>
           </w:p>
         </w:tc>
@@ -4379,7 +4379,7 @@
                 <w:b w:val="0"/>
                 <w:sz w:val="18"/>
               </w:rPr>
-              <w:t>Горнеев Никита Сергеевич</w:t>
+              <w:t>Гришин Алексей Валерьевич</w:t>
             </w:r>
           </w:p>
         </w:tc>
@@ -4399,7 +4399,7 @@
                 <w:b w:val="0"/>
                 <w:sz w:val="18"/>
               </w:rPr>
-              <w:t>18.08.1998</w:t>
+              <w:t>16.08.1984</w:t>
             </w:r>
           </w:p>
         </w:tc>
@@ -4419,7 +4419,7 @@
                 <w:b w:val="0"/>
                 <w:sz w:val="18"/>
               </w:rPr>
-              <w:t>Механический участок</w:t>
+              <w:t>Слесарный участок</w:t>
             </w:r>
           </w:p>
         </w:tc>
@@ -4439,7 +4439,7 @@
                 <w:b w:val="0"/>
                 <w:sz w:val="18"/>
               </w:rPr>
-              <w:t>Оператор станков с ЧПУ 4 разряда</w:t>
+              <w:t>Слесарь механосборочных работ 5 разряда</w:t>
             </w:r>
           </w:p>
         </w:tc>
@@ -4479,7 +4479,7 @@
                 <w:b w:val="0"/>
                 <w:sz w:val="18"/>
               </w:rPr>
-              <w:t>4.3.1, 4.3.2, 4.4, 5.1, 5.2, 15</w:t>
+              <w:t>4.3.1, 4.3.2, 4.4, 5.1, 15</w:t>
             </w:r>
           </w:p>
         </w:tc>
@@ -4622,7 +4622,7 @@
                 <w:b w:val="0"/>
                 <w:sz w:val="18"/>
               </w:rPr>
-              <w:t>Гришин Алексей Валерьевич</w:t>
+              <w:t>Гурьянов Евгений Николаевич</w:t>
             </w:r>
           </w:p>
         </w:tc>
@@ -4642,7 +4642,7 @@
                 <w:b w:val="0"/>
                 <w:sz w:val="18"/>
               </w:rPr>
-              <w:t>16.08.1984</w:t>
+              <w:t>24.08.1980</w:t>
             </w:r>
           </w:p>
         </w:tc>
@@ -4662,7 +4662,7 @@
                 <w:b w:val="0"/>
                 <w:sz w:val="18"/>
               </w:rPr>
-              <w:t>Слесарный участок</w:t>
+              <w:t>Участок сборки</w:t>
             </w:r>
           </w:p>
         </w:tc>
@@ -4682,7 +4682,7 @@
                 <w:b w:val="0"/>
                 <w:sz w:val="18"/>
               </w:rPr>
-              <w:t>Слесарь механосборочных работ 5 разряда</w:t>
+              <w:t>Слесарь-сборщик 4 разряда</w:t>
             </w:r>
           </w:p>
         </w:tc>
@@ -4722,7 +4722,7 @@
                 <w:b w:val="0"/>
                 <w:sz w:val="18"/>
               </w:rPr>
-              <w:t>4.3.1, 4.3.2, 4.4, 5.1, 15</w:t>
+              <w:t>4.3.1, 4.3.2, 4.4, 5.1, 6.2, 15</w:t>
             </w:r>
           </w:p>
         </w:tc>
@@ -4865,7 +4865,7 @@
                 <w:b w:val="0"/>
                 <w:sz w:val="18"/>
               </w:rPr>
-              <w:t>Гурьянов Евгений Николаевич</w:t>
+              <w:t>Долженко Ольга Васильевна</w:t>
             </w:r>
           </w:p>
         </w:tc>
@@ -4885,7 +4885,7 @@
                 <w:b w:val="0"/>
                 <w:sz w:val="18"/>
               </w:rPr>
-              <w:t>24.08.1980</w:t>
+              <w:t>08.02.1963</w:t>
             </w:r>
           </w:p>
         </w:tc>
@@ -4905,7 +4905,7 @@
                 <w:b w:val="0"/>
                 <w:sz w:val="18"/>
               </w:rPr>
-              <w:t>Участок сборки</w:t>
+              <w:t>Швейный участок</w:t>
             </w:r>
           </w:p>
         </w:tc>
@@ -4925,7 +4925,7 @@
                 <w:b w:val="0"/>
                 <w:sz w:val="18"/>
               </w:rPr>
-              <w:t>Слесарь-сборщик 4 разряда</w:t>
+              <w:t>Старший специалист по пошиву</w:t>
             </w:r>
           </w:p>
         </w:tc>
@@ -4965,7 +4965,7 @@
                 <w:b w:val="0"/>
                 <w:sz w:val="18"/>
               </w:rPr>
-              <w:t>4.3.1, 4.3.2, 4.4, 5.1, 6.2, 15</w:t>
+              <w:t>4.3.1, 4.3.2, 4.4, 5.1, 5.2, 15</w:t>
             </w:r>
           </w:p>
         </w:tc>
@@ -5108,7 +5108,7 @@
                 <w:b w:val="0"/>
                 <w:sz w:val="18"/>
               </w:rPr>
-              <w:t>Долженко Ольга Васильевна</w:t>
+              <w:t>Долматова Екатерина Владимировна</w:t>
             </w:r>
           </w:p>
         </w:tc>
@@ -5128,7 +5128,7 @@
                 <w:b w:val="0"/>
                 <w:sz w:val="18"/>
               </w:rPr>
-              <w:t>08.02.1963</w:t>
+              <w:t>04.05.1980</w:t>
             </w:r>
           </w:p>
         </w:tc>
@@ -5168,7 +5168,7 @@
                 <w:b w:val="0"/>
                 <w:sz w:val="18"/>
               </w:rPr>
-              <w:t>Старший специалист по пошиву</w:t>
+              <w:t>Специалист по пошиву 5 разряда</w:t>
             </w:r>
           </w:p>
         </w:tc>
@@ -5351,7 +5351,7 @@
                 <w:b w:val="0"/>
                 <w:sz w:val="18"/>
               </w:rPr>
-              <w:t>Долматова Екатерина Владимировна</w:t>
+              <w:t>Еремеев Сергей Анатольевич</w:t>
             </w:r>
           </w:p>
         </w:tc>
@@ -5371,7 +5371,7 @@
                 <w:b w:val="0"/>
                 <w:sz w:val="18"/>
               </w:rPr>
-              <w:t>04.05.1980</w:t>
+              <w:t>10.11.1968</w:t>
             </w:r>
           </w:p>
         </w:tc>
@@ -5391,7 +5391,7 @@
                 <w:b w:val="0"/>
                 <w:sz w:val="18"/>
               </w:rPr>
-              <w:t>Швейный участок</w:t>
+              <w:t>Участок сборки</w:t>
             </w:r>
           </w:p>
         </w:tc>
@@ -5411,7 +5411,7 @@
                 <w:b w:val="0"/>
                 <w:sz w:val="18"/>
               </w:rPr>
-              <w:t>Специалист по пошиву 5 разряда</w:t>
+              <w:t>Слесарь-сборщик 5 разряда</w:t>
             </w:r>
           </w:p>
         </w:tc>
@@ -5451,7 +5451,7 @@
                 <w:b w:val="0"/>
                 <w:sz w:val="18"/>
               </w:rPr>
-              <w:t>4.3.1, 4.3.2, 4.4, 5.1, 5.2, 15</w:t>
+              <w:t>4.3.1, 4.3.2, 4.4, 5.1, 6.2, 15</w:t>
             </w:r>
           </w:p>
         </w:tc>
@@ -5594,7 +5594,7 @@
                 <w:b w:val="0"/>
                 <w:sz w:val="18"/>
               </w:rPr>
-              <w:t>Еремеев Сергей Анатольевич</w:t>
+              <w:t>Житников Андрей Николаевич</w:t>
             </w:r>
           </w:p>
         </w:tc>
@@ -5614,7 +5614,7 @@
                 <w:b w:val="0"/>
                 <w:sz w:val="18"/>
               </w:rPr>
-              <w:t>10.11.1968</w:t>
+              <w:t>30.09.2004</w:t>
             </w:r>
           </w:p>
         </w:tc>
@@ -5654,7 +5654,7 @@
                 <w:b w:val="0"/>
                 <w:sz w:val="18"/>
               </w:rPr>
-              <w:t>Слесарь-сборщик 5 разряда</w:t>
+              <w:t>Слесарь-сборщик 3 разряда</w:t>
             </w:r>
           </w:p>
         </w:tc>
@@ -5837,7 +5837,7 @@
                 <w:b w:val="0"/>
                 <w:sz w:val="18"/>
               </w:rPr>
-              <w:t>Житников Андрей Николаевич</w:t>
+              <w:t>Зайцев Дмитрий Евгеньевич</w:t>
             </w:r>
           </w:p>
         </w:tc>
@@ -5857,7 +5857,7 @@
                 <w:b w:val="0"/>
                 <w:sz w:val="18"/>
               </w:rPr>
-              <w:t>30.09.2004</w:t>
+              <w:t>27.04.1996</w:t>
             </w:r>
           </w:p>
         </w:tc>
@@ -6080,7 +6080,7 @@
                 <w:b w:val="0"/>
                 <w:sz w:val="18"/>
               </w:rPr>
-              <w:t>Зайцев Дмитрий Евгеньевич</w:t>
+              <w:t>Зайцев Евгений Геннадьевич</w:t>
             </w:r>
           </w:p>
         </w:tc>
@@ -6100,7 +6100,7 @@
                 <w:b w:val="0"/>
                 <w:sz w:val="18"/>
               </w:rPr>
-              <w:t>27.04.1996</w:t>
+              <w:t>09.05.1973</w:t>
             </w:r>
           </w:p>
         </w:tc>
@@ -6140,7 +6140,7 @@
                 <w:b w:val="0"/>
                 <w:sz w:val="18"/>
               </w:rPr>
-              <w:t>Слесарь-сборщик 3 разряда</w:t>
+              <w:t>Слесарь-сборщик 4 разряда</w:t>
             </w:r>
           </w:p>
         </w:tc>
@@ -6323,7 +6323,7 @@
                 <w:b w:val="0"/>
                 <w:sz w:val="18"/>
               </w:rPr>
-              <w:t>Зайцев Евгений Геннадьевич</w:t>
+              <w:t>Иванова Светлана Васильевна</w:t>
             </w:r>
           </w:p>
         </w:tc>
@@ -6343,7 +6343,7 @@
                 <w:b w:val="0"/>
                 <w:sz w:val="18"/>
               </w:rPr>
-              <w:t>09.05.1973</w:t>
+              <w:t>15.03.1967</w:t>
             </w:r>
           </w:p>
         </w:tc>
@@ -6363,7 +6363,7 @@
                 <w:b w:val="0"/>
                 <w:sz w:val="18"/>
               </w:rPr>
-              <w:t>Участок сборки</w:t>
+              <w:t>Административно-хозяйственный отдел</w:t>
             </w:r>
           </w:p>
         </w:tc>
@@ -6383,7 +6383,7 @@
                 <w:b w:val="0"/>
                 <w:sz w:val="18"/>
               </w:rPr>
-              <w:t>Слесарь-сборщик 4 разряда</w:t>
+              <w:t>Уборщик производственных и служебных помещений</w:t>
             </w:r>
           </w:p>
         </w:tc>
@@ -6423,7 +6423,7 @@
                 <w:b w:val="0"/>
                 <w:sz w:val="18"/>
               </w:rPr>
-              <w:t>4.3.1, 4.3.2, 4.4, 5.1, 6.2, 15</w:t>
+              <w:t>1.48, 4.4, 5.1</w:t>
             </w:r>
           </w:p>
         </w:tc>
@@ -6566,7 +6566,7 @@
                 <w:b w:val="0"/>
                 <w:sz w:val="18"/>
               </w:rPr>
-              <w:t>Иванов Дмитрий Сергеевич</w:t>
+              <w:t>Кашкаров Сергей Евгеньевич</w:t>
             </w:r>
           </w:p>
         </w:tc>
@@ -6586,7 +6586,7 @@
                 <w:b w:val="0"/>
                 <w:sz w:val="18"/>
               </w:rPr>
-              <w:t>15.07.1996</w:t>
+              <w:t>16.06.1981</w:t>
             </w:r>
           </w:p>
         </w:tc>
@@ -6606,7 +6606,7 @@
                 <w:b w:val="0"/>
                 <w:sz w:val="18"/>
               </w:rPr>
-              <w:t>Склад</w:t>
+              <w:t>Механический участок</w:t>
             </w:r>
           </w:p>
         </w:tc>
@@ -6626,7 +6626,7 @@
                 <w:b w:val="0"/>
                 <w:sz w:val="18"/>
               </w:rPr>
-              <w:t>Кладовщик-комплектовщик</w:t>
+              <w:t>Токарь 5 разряда</w:t>
             </w:r>
           </w:p>
         </w:tc>
@@ -6646,47 +6646,47 @@
                 <w:b w:val="0"/>
                 <w:sz w:val="16"/>
               </w:rPr>
+              <w:t>Периодический</w:t>
+            </w:r>
+          </w:p>
+        </w:tc>
+        <w:tc>
+          <w:tcPr>
+            <w:tcW w:type="dxa" w:w="1550"/>
+            <w:vAlign w:val="center"/>
+          </w:tcPr>
+          <w:p>
+            <w:pPr>
+              <w:spacing w:after="0" w:before="0" w:line="240" w:lineRule="auto"/>
+              <w:jc w:val="left"/>
+            </w:pPr>
+            <w:r>
+              <w:rPr>
+                <w:rFonts w:ascii="Times New Roman" w:hAnsi="Times New Roman" w:eastAsia="Times New Roman"/>
+                <w:b w:val="0"/>
+                <w:sz w:val="18"/>
+              </w:rPr>
+              <w:t>4.3.1, 4.3.2, 4.4, 5.1, 5.2, 15</w:t>
+            </w:r>
+          </w:p>
+        </w:tc>
+        <w:tc>
+          <w:tcPr>
+            <w:tcW w:type="dxa" w:w="1420"/>
+            <w:vAlign w:val="center"/>
+          </w:tcPr>
+          <w:p>
+            <w:pPr>
+              <w:spacing w:after="0" w:before="0" w:line="240" w:lineRule="auto"/>
+              <w:jc w:val="left"/>
+            </w:pPr>
+            <w:r>
+              <w:rPr>
+                <w:rFonts w:ascii="Times New Roman" w:hAnsi="Times New Roman" w:eastAsia="Times New Roman"/>
+                <w:b w:val="0"/>
+                <w:sz w:val="18"/>
+              </w:rPr>
               <w:t>—</w:t>
-            </w:r>
-          </w:p>
-        </w:tc>
-        <w:tc>
-          <w:tcPr>
-            <w:tcW w:type="dxa" w:w="1550"/>
-            <w:vAlign w:val="center"/>
-          </w:tcPr>
-          <w:p>
-            <w:pPr>
-              <w:spacing w:after="0" w:before="0" w:line="240" w:lineRule="auto"/>
-              <w:jc w:val="left"/>
-            </w:pPr>
-            <w:r>
-              <w:rPr>
-                <w:rFonts w:ascii="Times New Roman" w:hAnsi="Times New Roman" w:eastAsia="Times New Roman"/>
-                <w:b w:val="0"/>
-                <w:sz w:val="18"/>
-              </w:rPr>
-              <w:t>—</w:t>
-            </w:r>
-          </w:p>
-        </w:tc>
-        <w:tc>
-          <w:tcPr>
-            <w:tcW w:type="dxa" w:w="1420"/>
-            <w:vAlign w:val="center"/>
-          </w:tcPr>
-          <w:p>
-            <w:pPr>
-              <w:spacing w:after="0" w:before="0" w:line="240" w:lineRule="auto"/>
-              <w:jc w:val="left"/>
-            </w:pPr>
-            <w:r>
-              <w:rPr>
-                <w:rFonts w:ascii="Times New Roman" w:hAnsi="Times New Roman" w:eastAsia="Times New Roman"/>
-                <w:b w:val="0"/>
-                <w:sz w:val="18"/>
-              </w:rPr>
-              <w:t>п. 1 — управление транспортными средствами (п.18.1 приложения к Приказу №29н)</w:t>
             </w:r>
           </w:p>
         </w:tc>
@@ -6809,7 +6809,7 @@
                 <w:b w:val="0"/>
                 <w:sz w:val="18"/>
               </w:rPr>
-              <w:t>Иванова Светлана Васильевна</w:t>
+              <w:t>Китаева Венера Минигалеевна</w:t>
             </w:r>
           </w:p>
         </w:tc>
@@ -6829,7 +6829,7 @@
                 <w:b w:val="0"/>
                 <w:sz w:val="18"/>
               </w:rPr>
-              <w:t>15.03.1967</w:t>
+              <w:t>20.01.1982</w:t>
             </w:r>
           </w:p>
         </w:tc>
@@ -6849,7 +6849,7 @@
                 <w:b w:val="0"/>
                 <w:sz w:val="18"/>
               </w:rPr>
-              <w:t>Административно-хозяйственный отдел</w:t>
+              <w:t>Швейный участок</w:t>
             </w:r>
           </w:p>
         </w:tc>
@@ -6869,7 +6869,7 @@
                 <w:b w:val="0"/>
                 <w:sz w:val="18"/>
               </w:rPr>
-              <w:t>Уборщик производственных и служебных помещений</w:t>
+              <w:t>Специалист по пошиву 5 разряда</w:t>
             </w:r>
           </w:p>
         </w:tc>
@@ -6909,7 +6909,7 @@
                 <w:b w:val="0"/>
                 <w:sz w:val="18"/>
               </w:rPr>
-              <w:t>1.48, 4.4, 5.1</w:t>
+              <w:t>4.3.1, 4.3.2, 4.4, 5.1, 5.2, 15</w:t>
             </w:r>
           </w:p>
         </w:tc>
@@ -7052,7 +7052,7 @@
                 <w:b w:val="0"/>
                 <w:sz w:val="18"/>
               </w:rPr>
-              <w:t>Кашкаров Сергей Евгеньевич</w:t>
+              <w:t>Козлов Алексей Викторович</w:t>
             </w:r>
           </w:p>
         </w:tc>
@@ -7072,7 +7072,7 @@
                 <w:b w:val="0"/>
                 <w:sz w:val="18"/>
               </w:rPr>
-              <w:t>16.06.1981</w:t>
+              <w:t>19.11.1981</w:t>
             </w:r>
           </w:p>
         </w:tc>
@@ -7092,7 +7092,7 @@
                 <w:b w:val="0"/>
                 <w:sz w:val="18"/>
               </w:rPr>
-              <w:t>Механический участок</w:t>
+              <w:t>Слесарный участок</w:t>
             </w:r>
           </w:p>
         </w:tc>
@@ -7112,7 +7112,7 @@
                 <w:b w:val="0"/>
                 <w:sz w:val="18"/>
               </w:rPr>
-              <w:t>Токарь 5 разряда</w:t>
+              <w:t>Слесарь механосборочных работ 6 разряда</w:t>
             </w:r>
           </w:p>
         </w:tc>
@@ -7152,7 +7152,7 @@
                 <w:b w:val="0"/>
                 <w:sz w:val="18"/>
               </w:rPr>
-              <w:t>4.3.1, 4.3.2, 4.4, 5.1, 5.2, 15</w:t>
+              <w:t>4.3.1, 4.3.2, 4.4, 5.1, 15</w:t>
             </w:r>
           </w:p>
         </w:tc>
@@ -7295,7 +7295,7 @@
                 <w:b w:val="0"/>
                 <w:sz w:val="18"/>
               </w:rPr>
-              <w:t>Китаева Венера Минигалеевна</w:t>
+              <w:t>Корнеев Виктор Николаевич</w:t>
             </w:r>
           </w:p>
         </w:tc>
@@ -7315,7 +7315,7 @@
                 <w:b w:val="0"/>
                 <w:sz w:val="18"/>
               </w:rPr>
-              <w:t>20.01.1982</w:t>
+              <w:t>25.06.1954</w:t>
             </w:r>
           </w:p>
         </w:tc>
@@ -7335,7 +7335,7 @@
                 <w:b w:val="0"/>
                 <w:sz w:val="18"/>
               </w:rPr>
-              <w:t>Швейный участок</w:t>
+              <w:t>Слесарный участок</w:t>
             </w:r>
           </w:p>
         </w:tc>
@@ -7355,7 +7355,7 @@
                 <w:b w:val="0"/>
                 <w:sz w:val="18"/>
               </w:rPr>
-              <w:t>Специалист по пошиву 5 разряда</w:t>
+              <w:t>Слесарь механосборочных работ 5 разряда</w:t>
             </w:r>
           </w:p>
         </w:tc>
@@ -7395,7 +7395,7 @@
                 <w:b w:val="0"/>
                 <w:sz w:val="18"/>
               </w:rPr>
-              <w:t>4.3.1, 4.3.2, 4.4, 5.1, 5.2, 15</w:t>
+              <w:t>4.3.1, 4.3.2, 4.4, 5.1, 15</w:t>
             </w:r>
           </w:p>
         </w:tc>
@@ -7538,7 +7538,7 @@
                 <w:b w:val="0"/>
                 <w:sz w:val="18"/>
               </w:rPr>
-              <w:t>Козлов Алексей Викторович</w:t>
+              <w:t>Кулешова Виктория Викторовна</w:t>
             </w:r>
           </w:p>
         </w:tc>
@@ -7558,7 +7558,7 @@
                 <w:b w:val="0"/>
                 <w:sz w:val="18"/>
               </w:rPr>
-              <w:t>19.11.1981</w:t>
+              <w:t>26.12.1970</w:t>
             </w:r>
           </w:p>
         </w:tc>
@@ -7578,7 +7578,7 @@
                 <w:b w:val="0"/>
                 <w:sz w:val="18"/>
               </w:rPr>
-              <w:t>Слесарный участок</w:t>
+              <w:t>Швейный участок</w:t>
             </w:r>
           </w:p>
         </w:tc>
@@ -7598,7 +7598,7 @@
                 <w:b w:val="0"/>
                 <w:sz w:val="18"/>
               </w:rPr>
-              <w:t>Слесарь механосборочных работ 6 разряда</w:t>
+              <w:t>Специалист по пошиву 4 разряда</w:t>
             </w:r>
           </w:p>
         </w:tc>
@@ -7638,7 +7638,7 @@
                 <w:b w:val="0"/>
                 <w:sz w:val="18"/>
               </w:rPr>
-              <w:t>4.3.1, 4.3.2, 4.4, 5.1, 15</w:t>
+              <w:t>4.3.1, 4.3.2, 4.4, 5.1, 5.2, 15</w:t>
             </w:r>
           </w:p>
         </w:tc>
@@ -7781,7 +7781,7 @@
                 <w:b w:val="0"/>
                 <w:sz w:val="18"/>
               </w:rPr>
-              <w:t>Корнеев Виктор Николаевич</w:t>
+              <w:t>Куликов Сергей Сергеевич</w:t>
             </w:r>
           </w:p>
         </w:tc>
@@ -7801,7 +7801,7 @@
                 <w:b w:val="0"/>
                 <w:sz w:val="18"/>
               </w:rPr>
-              <w:t>25.06.1954</w:t>
+              <w:t>26.05.2000</w:t>
             </w:r>
           </w:p>
         </w:tc>
@@ -7821,7 +7821,7 @@
                 <w:b w:val="0"/>
                 <w:sz w:val="18"/>
               </w:rPr>
-              <w:t>Слесарный участок</w:t>
+              <w:t>Механический участок</w:t>
             </w:r>
           </w:p>
         </w:tc>
@@ -7841,7 +7841,7 @@
                 <w:b w:val="0"/>
                 <w:sz w:val="18"/>
               </w:rPr>
-              <w:t>Слесарь механосборочных работ 5 разряда</w:t>
+              <w:t>Оператор-наладчик станков с ЧПУ</w:t>
             </w:r>
           </w:p>
         </w:tc>
@@ -7881,7 +7881,7 @@
                 <w:b w:val="0"/>
                 <w:sz w:val="18"/>
               </w:rPr>
-              <w:t>4.3.1, 4.3.2, 4.4, 5.1, 15</w:t>
+              <w:t>4.3.1, 4.3.2, 4.4, 5.1, 5.2, 15</w:t>
             </w:r>
           </w:p>
         </w:tc>
@@ -8024,7 +8024,7 @@
                 <w:b w:val="0"/>
                 <w:sz w:val="18"/>
               </w:rPr>
-              <w:t>Кулешова Виктория Викторовна</w:t>
+              <w:t>Кульков Павел Петрович</w:t>
             </w:r>
           </w:p>
         </w:tc>
@@ -8044,7 +8044,7 @@
                 <w:b w:val="0"/>
                 <w:sz w:val="18"/>
               </w:rPr>
-              <w:t>26.12.1970</w:t>
+              <w:t>29.01.1982</w:t>
             </w:r>
           </w:p>
         </w:tc>
@@ -8084,7 +8084,7 @@
                 <w:b w:val="0"/>
                 <w:sz w:val="18"/>
               </w:rPr>
-              <w:t>Специалист по пошиву 4 разряда</w:t>
+              <w:t>Старший специалист по пошиву</w:t>
             </w:r>
           </w:p>
         </w:tc>
@@ -8267,7 +8267,7 @@
                 <w:b w:val="0"/>
                 <w:sz w:val="18"/>
               </w:rPr>
-              <w:t>Куликов Сергей Сергеевич</w:t>
+              <w:t>Милованов Александр Сергеевич</w:t>
             </w:r>
           </w:p>
         </w:tc>
@@ -8287,7 +8287,7 @@
                 <w:b w:val="0"/>
                 <w:sz w:val="18"/>
               </w:rPr>
-              <w:t>26.05.2000</w:t>
+              <w:t>06.06.1988</w:t>
             </w:r>
           </w:p>
         </w:tc>
@@ -8307,7 +8307,7 @@
                 <w:b w:val="0"/>
                 <w:sz w:val="18"/>
               </w:rPr>
-              <w:t>Механический участок</w:t>
+              <w:t>Отдел технического контроля</w:t>
             </w:r>
           </w:p>
         </w:tc>
@@ -8327,7 +8327,7 @@
                 <w:b w:val="0"/>
                 <w:sz w:val="18"/>
               </w:rPr>
-              <w:t>Оператор-наладчик станков с ЧПУ</w:t>
+              <w:t>Инженер 1 категории</w:t>
             </w:r>
           </w:p>
         </w:tc>
@@ -8367,7 +8367,7 @@
                 <w:b w:val="0"/>
                 <w:sz w:val="18"/>
               </w:rPr>
-              <w:t>4.3.1, 4.3.2, 4.4, 5.1, 5.2, 15</w:t>
+              <w:t>4.4, 5.2</w:t>
             </w:r>
           </w:p>
         </w:tc>
@@ -8510,7 +8510,7 @@
                 <w:b w:val="0"/>
                 <w:sz w:val="18"/>
               </w:rPr>
-              <w:t>Кульков Павел Петрович</w:t>
+              <w:t>Николаев Никита Андреевич</w:t>
             </w:r>
           </w:p>
         </w:tc>
@@ -8530,7 +8530,7 @@
                 <w:b w:val="0"/>
                 <w:sz w:val="18"/>
               </w:rPr>
-              <w:t>29.01.1982</w:t>
+              <w:t>29.06.2004</w:t>
             </w:r>
           </w:p>
         </w:tc>
@@ -8550,7 +8550,7 @@
                 <w:b w:val="0"/>
                 <w:sz w:val="18"/>
               </w:rPr>
-              <w:t>Швейный участок</w:t>
+              <w:t>Участок сборки</w:t>
             </w:r>
           </w:p>
         </w:tc>
@@ -8570,7 +8570,7 @@
                 <w:b w:val="0"/>
                 <w:sz w:val="18"/>
               </w:rPr>
-              <w:t>Старший специалист по пошиву</w:t>
+              <w:t>Слесарь-сборщик 3 разряда</w:t>
             </w:r>
           </w:p>
         </w:tc>
@@ -8610,7 +8610,7 @@
                 <w:b w:val="0"/>
                 <w:sz w:val="18"/>
               </w:rPr>
-              <w:t>4.3.1, 4.3.2, 4.4, 5.1, 5.2, 15</w:t>
+              <w:t>4.3.1, 4.3.2, 4.4, 5.1, 6.2, 15</w:t>
             </w:r>
           </w:p>
         </w:tc>
@@ -8753,7 +8753,7 @@
                 <w:b w:val="0"/>
                 <w:sz w:val="18"/>
               </w:rPr>
-              <w:t>Милованов Александр Сергеевич</w:t>
+              <w:t>Оболонина Ирина Валерьевна</w:t>
             </w:r>
           </w:p>
         </w:tc>
@@ -8773,7 +8773,7 @@
                 <w:b w:val="0"/>
                 <w:sz w:val="18"/>
               </w:rPr>
-              <w:t>06.06.1988</w:t>
+              <w:t>30.09.1982</w:t>
             </w:r>
           </w:p>
         </w:tc>
@@ -8793,7 +8793,7 @@
                 <w:b w:val="0"/>
                 <w:sz w:val="18"/>
               </w:rPr>
-              <w:t>Отдел технического контроля</w:t>
+              <w:t>Планово-диспетчерский отдел</w:t>
             </w:r>
           </w:p>
         </w:tc>
@@ -8813,7 +8813,7 @@
                 <w:b w:val="0"/>
                 <w:sz w:val="18"/>
               </w:rPr>
-              <w:t>Инженер 1 категории</w:t>
+              <w:t>Ведущий диспетчер</w:t>
             </w:r>
           </w:p>
         </w:tc>
@@ -8996,7 +8996,7 @@
                 <w:b w:val="0"/>
                 <w:sz w:val="18"/>
               </w:rPr>
-              <w:t>Николаев Никита Андреевич</w:t>
+              <w:t>Павозков Евгений Александрович</w:t>
             </w:r>
           </w:p>
         </w:tc>
@@ -9016,7 +9016,7 @@
                 <w:b w:val="0"/>
                 <w:sz w:val="18"/>
               </w:rPr>
-              <w:t>29.06.2004</w:t>
+              <w:t>06.04.1982</w:t>
             </w:r>
           </w:p>
         </w:tc>
@@ -9036,7 +9036,7 @@
                 <w:b w:val="0"/>
                 <w:sz w:val="18"/>
               </w:rPr>
-              <w:t>Участок сборки</w:t>
+              <w:t>Механический участок</w:t>
             </w:r>
           </w:p>
         </w:tc>
@@ -9056,7 +9056,7 @@
                 <w:b w:val="0"/>
                 <w:sz w:val="18"/>
               </w:rPr>
-              <w:t>Слесарь-сборщик 3 разряда</w:t>
+              <w:t>Токарь 5 разряда</w:t>
             </w:r>
           </w:p>
         </w:tc>
@@ -9096,7 +9096,7 @@
                 <w:b w:val="0"/>
                 <w:sz w:val="18"/>
               </w:rPr>
-              <w:t>4.3.1, 4.3.2, 4.4, 5.1, 6.2, 15</w:t>
+              <w:t>4.3.1, 4.3.2, 4.4, 5.1, 5.2, 15</w:t>
             </w:r>
           </w:p>
         </w:tc>
@@ -9239,7 +9239,7 @@
                 <w:b w:val="0"/>
                 <w:sz w:val="18"/>
               </w:rPr>
-              <w:t>Оболонина Ирина Валерьевна</w:t>
+              <w:t>Пак Игорь Трофимович</w:t>
             </w:r>
           </w:p>
         </w:tc>
@@ -9259,7 +9259,7 @@
                 <w:b w:val="0"/>
                 <w:sz w:val="18"/>
               </w:rPr>
-              <w:t>30.09.1982</w:t>
+              <w:t>28.10.1984</w:t>
             </w:r>
           </w:p>
         </w:tc>
@@ -9279,7 +9279,7 @@
                 <w:b w:val="0"/>
                 <w:sz w:val="18"/>
               </w:rPr>
-              <w:t>Планово-диспетчерский отдел</w:t>
+              <w:t>Механический участок</w:t>
             </w:r>
           </w:p>
         </w:tc>
@@ -9299,7 +9299,7 @@
                 <w:b w:val="0"/>
                 <w:sz w:val="18"/>
               </w:rPr>
-              <w:t>Ведущий диспетчер</w:t>
+              <w:t>Оператор станков с ЧПУ 5 разряда</w:t>
             </w:r>
           </w:p>
         </w:tc>
@@ -9339,7 +9339,7 @@
                 <w:b w:val="0"/>
                 <w:sz w:val="18"/>
               </w:rPr>
-              <w:t>4.4, 5.2</w:t>
+              <w:t>4.3.1, 4.3.2, 4.4, 5.1, 5.2, 15</w:t>
             </w:r>
           </w:p>
         </w:tc>
@@ -9482,7 +9482,7 @@
                 <w:b w:val="0"/>
                 <w:sz w:val="18"/>
               </w:rPr>
-              <w:t>Павозков Евгений Александрович</w:t>
+              <w:t>Панков Иван Валерьевич</w:t>
             </w:r>
           </w:p>
         </w:tc>
@@ -9502,7 +9502,7 @@
                 <w:b w:val="0"/>
                 <w:sz w:val="18"/>
               </w:rPr>
-              <w:t>06.04.1982</w:t>
+              <w:t>03.01.1983</w:t>
             </w:r>
           </w:p>
         </w:tc>
@@ -9542,7 +9542,7 @@
                 <w:b w:val="0"/>
                 <w:sz w:val="18"/>
               </w:rPr>
-              <w:t>Токарь 5 разряда</w:t>
+              <w:t>Оператор станков с ЧПУ 5 разряда</w:t>
             </w:r>
           </w:p>
         </w:tc>
@@ -9725,7 +9725,7 @@
                 <w:b w:val="0"/>
                 <w:sz w:val="18"/>
               </w:rPr>
-              <w:t>Пак Игорь Трофимович</w:t>
+              <w:t>Пичугина Оксана Валерьевна</w:t>
             </w:r>
           </w:p>
         </w:tc>
@@ -9745,7 +9745,7 @@
                 <w:b w:val="0"/>
                 <w:sz w:val="18"/>
               </w:rPr>
-              <w:t>28.10.1984</w:t>
+              <w:t>17.02.1983</w:t>
             </w:r>
           </w:p>
         </w:tc>
@@ -9765,7 +9765,7 @@
                 <w:b w:val="0"/>
                 <w:sz w:val="18"/>
               </w:rPr>
-              <w:t>Механический участок</w:t>
+              <w:t>Швейный участок</w:t>
             </w:r>
           </w:p>
         </w:tc>
@@ -9785,7 +9785,7 @@
                 <w:b w:val="0"/>
                 <w:sz w:val="18"/>
               </w:rPr>
-              <w:t>Оператор станков с ЧПУ 5 разряда</w:t>
+              <w:t>Специалист по пошиву 5 разряда</w:t>
             </w:r>
           </w:p>
         </w:tc>
@@ -9968,7 +9968,7 @@
                 <w:b w:val="0"/>
                 <w:sz w:val="18"/>
               </w:rPr>
-              <w:t>Панков Иван Валерьевич</w:t>
+              <w:t>Поливанов Иван Юрьевич</w:t>
             </w:r>
           </w:p>
         </w:tc>
@@ -9988,7 +9988,7 @@
                 <w:b w:val="0"/>
                 <w:sz w:val="18"/>
               </w:rPr>
-              <w:t>03.01.1983</w:t>
+              <w:t>27.03.1979</w:t>
             </w:r>
           </w:p>
         </w:tc>
@@ -10028,7 +10028,7 @@
                 <w:b w:val="0"/>
                 <w:sz w:val="18"/>
               </w:rPr>
-              <w:t>Оператор станков с ЧПУ 5 разряда</w:t>
+              <w:t>Оператор станков с ЧПУ 4 разряда</w:t>
             </w:r>
           </w:p>
         </w:tc>
@@ -10211,7 +10211,7 @@
                 <w:b w:val="0"/>
                 <w:sz w:val="18"/>
               </w:rPr>
-              <w:t>Пичугина Оксана Валерьевна</w:t>
+              <w:t>Путилина Ирина Михайловна</w:t>
             </w:r>
           </w:p>
         </w:tc>
@@ -10231,7 +10231,7 @@
                 <w:b w:val="0"/>
                 <w:sz w:val="18"/>
               </w:rPr>
-              <w:t>17.02.1983</w:t>
+              <w:t>14.07.1971</w:t>
             </w:r>
           </w:p>
         </w:tc>
@@ -10271,7 +10271,7 @@
                 <w:b w:val="0"/>
                 <w:sz w:val="18"/>
               </w:rPr>
-              <w:t>Специалист по пошиву 5 разряда</w:t>
+              <w:t>Старший специалист по пошиву</w:t>
             </w:r>
           </w:p>
         </w:tc>
@@ -10454,7 +10454,7 @@
                 <w:b w:val="0"/>
                 <w:sz w:val="18"/>
               </w:rPr>
-              <w:t>Поливанов Иван Юрьевич</w:t>
+              <w:t>Рузайкин Юрий Андреевич</w:t>
             </w:r>
           </w:p>
         </w:tc>
@@ -10474,7 +10474,7 @@
                 <w:b w:val="0"/>
                 <w:sz w:val="18"/>
               </w:rPr>
-              <w:t>27.03.1979</w:t>
+              <w:t>04.08.1986</w:t>
             </w:r>
           </w:p>
         </w:tc>
@@ -10494,7 +10494,7 @@
                 <w:b w:val="0"/>
                 <w:sz w:val="18"/>
               </w:rPr>
-              <w:t>Механический участок</w:t>
+              <w:t>Планово-диспетчерский отдел</w:t>
             </w:r>
           </w:p>
         </w:tc>
@@ -10514,7 +10514,7 @@
                 <w:b w:val="0"/>
                 <w:sz w:val="18"/>
               </w:rPr>
-              <w:t>Оператор станков с ЧПУ 4 разряда</w:t>
+              <w:t>Инженер</w:t>
             </w:r>
           </w:p>
         </w:tc>
@@ -10554,7 +10554,7 @@
                 <w:b w:val="0"/>
                 <w:sz w:val="18"/>
               </w:rPr>
-              <w:t>4.3.1, 4.3.2, 4.4, 5.1, 5.2, 15</w:t>
+              <w:t>4.4, 5.2</w:t>
             </w:r>
           </w:p>
         </w:tc>
@@ -10697,7 +10697,7 @@
                 <w:b w:val="0"/>
                 <w:sz w:val="18"/>
               </w:rPr>
-              <w:t>Поляков Александр Валентинович</w:t>
+              <w:t>Садыгова Елена Васильевна</w:t>
             </w:r>
           </w:p>
         </w:tc>
@@ -10717,7 +10717,7 @@
                 <w:b w:val="0"/>
                 <w:sz w:val="18"/>
               </w:rPr>
-              <w:t>08.01.1984</w:t>
+              <w:t>16.06.1984</w:t>
             </w:r>
           </w:p>
         </w:tc>
@@ -10757,7 +10757,7 @@
                 <w:b w:val="0"/>
                 <w:sz w:val="18"/>
               </w:rPr>
-              <w:t>Кладовщик-комплектовщик</w:t>
+              <w:t>Кладовщик</w:t>
             </w:r>
           </w:p>
         </w:tc>
@@ -10777,47 +10777,47 @@
                 <w:b w:val="0"/>
                 <w:sz w:val="16"/>
               </w:rPr>
+              <w:t>Периодический</w:t>
+            </w:r>
+          </w:p>
+        </w:tc>
+        <w:tc>
+          <w:tcPr>
+            <w:tcW w:type="dxa" w:w="1550"/>
+            <w:vAlign w:val="center"/>
+          </w:tcPr>
+          <w:p>
+            <w:pPr>
+              <w:spacing w:after="0" w:before="0" w:line="240" w:lineRule="auto"/>
+              <w:jc w:val="left"/>
+            </w:pPr>
+            <w:r>
+              <w:rPr>
+                <w:rFonts w:ascii="Times New Roman" w:hAnsi="Times New Roman" w:eastAsia="Times New Roman"/>
+                <w:b w:val="0"/>
+                <w:sz w:val="18"/>
+              </w:rPr>
+              <w:t>4.4, 5.1, 6.2</w:t>
+            </w:r>
+          </w:p>
+        </w:tc>
+        <w:tc>
+          <w:tcPr>
+            <w:tcW w:type="dxa" w:w="1420"/>
+            <w:vAlign w:val="center"/>
+          </w:tcPr>
+          <w:p>
+            <w:pPr>
+              <w:spacing w:after="0" w:before="0" w:line="240" w:lineRule="auto"/>
+              <w:jc w:val="left"/>
+            </w:pPr>
+            <w:r>
+              <w:rPr>
+                <w:rFonts w:ascii="Times New Roman" w:hAnsi="Times New Roman" w:eastAsia="Times New Roman"/>
+                <w:b w:val="0"/>
+                <w:sz w:val="18"/>
+              </w:rPr>
               <w:t>—</w:t>
-            </w:r>
-          </w:p>
-        </w:tc>
-        <w:tc>
-          <w:tcPr>
-            <w:tcW w:type="dxa" w:w="1550"/>
-            <w:vAlign w:val="center"/>
-          </w:tcPr>
-          <w:p>
-            <w:pPr>
-              <w:spacing w:after="0" w:before="0" w:line="240" w:lineRule="auto"/>
-              <w:jc w:val="left"/>
-            </w:pPr>
-            <w:r>
-              <w:rPr>
-                <w:rFonts w:ascii="Times New Roman" w:hAnsi="Times New Roman" w:eastAsia="Times New Roman"/>
-                <w:b w:val="0"/>
-                <w:sz w:val="18"/>
-              </w:rPr>
-              <w:t>—</w:t>
-            </w:r>
-          </w:p>
-        </w:tc>
-        <w:tc>
-          <w:tcPr>
-            <w:tcW w:type="dxa" w:w="1420"/>
-            <w:vAlign w:val="center"/>
-          </w:tcPr>
-          <w:p>
-            <w:pPr>
-              <w:spacing w:after="0" w:before="0" w:line="240" w:lineRule="auto"/>
-              <w:jc w:val="left"/>
-            </w:pPr>
-            <w:r>
-              <w:rPr>
-                <w:rFonts w:ascii="Times New Roman" w:hAnsi="Times New Roman" w:eastAsia="Times New Roman"/>
-                <w:b w:val="0"/>
-                <w:sz w:val="18"/>
-              </w:rPr>
-              <w:t>п. 1 — управление транспортными средствами (п.18.1 приложения к Приказу №29н)</w:t>
             </w:r>
           </w:p>
         </w:tc>
@@ -10940,7 +10940,7 @@
                 <w:b w:val="0"/>
                 <w:sz w:val="18"/>
               </w:rPr>
-              <w:t>Путилина Ирина Михайловна</w:t>
+              <w:t>Семячко Константин Григорьевич</w:t>
             </w:r>
           </w:p>
         </w:tc>
@@ -10960,7 +10960,7 @@
                 <w:b w:val="0"/>
                 <w:sz w:val="18"/>
               </w:rPr>
-              <w:t>14.07.1971</w:t>
+              <w:t>04.03.1988</w:t>
             </w:r>
           </w:p>
         </w:tc>
@@ -10980,7 +10980,7 @@
                 <w:b w:val="0"/>
                 <w:sz w:val="18"/>
               </w:rPr>
-              <w:t>Швейный участок</w:t>
+              <w:t>Механический участок</w:t>
             </w:r>
           </w:p>
         </w:tc>
@@ -11000,7 +11000,7 @@
                 <w:b w:val="0"/>
                 <w:sz w:val="18"/>
               </w:rPr>
-              <w:t>Старший специалист по пошиву</w:t>
+              <w:t>Оператор-наладчик станков с ЧПУ</w:t>
             </w:r>
           </w:p>
         </w:tc>
@@ -11183,7 +11183,7 @@
                 <w:b w:val="0"/>
                 <w:sz w:val="18"/>
               </w:rPr>
-              <w:t>Рузайкин Юрий Андреевич</w:t>
+              <w:t>Стребкова Наталья Ивановна</w:t>
             </w:r>
           </w:p>
         </w:tc>
@@ -11203,7 +11203,7 @@
                 <w:b w:val="0"/>
                 <w:sz w:val="18"/>
               </w:rPr>
-              <w:t>04.08.1986</w:t>
+              <w:t>30.01.1983</w:t>
             </w:r>
           </w:p>
         </w:tc>
@@ -11243,7 +11243,7 @@
                 <w:b w:val="0"/>
                 <w:sz w:val="18"/>
               </w:rPr>
-              <w:t>Инженер</w:t>
+              <w:t>Диспетчер</w:t>
             </w:r>
           </w:p>
         </w:tc>
@@ -11426,7 +11426,7 @@
                 <w:b w:val="0"/>
                 <w:sz w:val="18"/>
               </w:rPr>
-              <w:t>Садыгова Елена Васильевна</w:t>
+              <w:t>Терешкина Татьяна Викторовна</w:t>
             </w:r>
           </w:p>
         </w:tc>
@@ -11446,7 +11446,7 @@
                 <w:b w:val="0"/>
                 <w:sz w:val="18"/>
               </w:rPr>
-              <w:t>16.06.1984</w:t>
+              <w:t>29.06.1980</w:t>
             </w:r>
           </w:p>
         </w:tc>
@@ -11466,7 +11466,7 @@
                 <w:b w:val="0"/>
                 <w:sz w:val="18"/>
               </w:rPr>
-              <w:t>Склад</w:t>
+              <w:t>Административно-хозяйственный отдел</w:t>
             </w:r>
           </w:p>
         </w:tc>
@@ -11486,7 +11486,7 @@
                 <w:b w:val="0"/>
                 <w:sz w:val="18"/>
               </w:rPr>
-              <w:t>Кладовщик</w:t>
+              <w:t>Уборщик производственных и служебных помещений</w:t>
             </w:r>
           </w:p>
         </w:tc>
@@ -11526,7 +11526,7 @@
                 <w:b w:val="0"/>
                 <w:sz w:val="18"/>
               </w:rPr>
-              <w:t>4.4, 5.1, 6.2</w:t>
+              <w:t>1.48, 4.4, 5.1</w:t>
             </w:r>
           </w:p>
         </w:tc>
@@ -11669,7 +11669,7 @@
                 <w:b w:val="0"/>
                 <w:sz w:val="18"/>
               </w:rPr>
-              <w:t>Семячко Константин Григорьевич</w:t>
+              <w:t>Треусов Сергей Юрьевич</w:t>
             </w:r>
           </w:p>
         </w:tc>
@@ -11689,7 +11689,7 @@
                 <w:b w:val="0"/>
                 <w:sz w:val="18"/>
               </w:rPr>
-              <w:t>04.03.1988</w:t>
+              <w:t>31.10.1965</w:t>
             </w:r>
           </w:p>
         </w:tc>
@@ -11709,7 +11709,7 @@
                 <w:b w:val="0"/>
                 <w:sz w:val="18"/>
               </w:rPr>
-              <w:t>Механический участок</w:t>
+              <w:t>Швейный участок</w:t>
             </w:r>
           </w:p>
         </w:tc>
@@ -11729,7 +11729,7 @@
                 <w:b w:val="0"/>
                 <w:sz w:val="18"/>
               </w:rPr>
-              <w:t>Оператор-наладчик станков с ЧПУ</w:t>
+              <w:t>Специалист по пошиву 5 разряда</w:t>
             </w:r>
           </w:p>
         </w:tc>
@@ -11912,7 +11912,7 @@
                 <w:b w:val="0"/>
                 <w:sz w:val="18"/>
               </w:rPr>
-              <w:t>Стребкова Наталья Ивановна</w:t>
+              <w:t>Улумбеков Руслан Бинарович</w:t>
             </w:r>
           </w:p>
         </w:tc>
@@ -11932,7 +11932,7 @@
                 <w:b w:val="0"/>
                 <w:sz w:val="18"/>
               </w:rPr>
-              <w:t>30.01.1983</w:t>
+              <w:t>30.06.1978</w:t>
             </w:r>
           </w:p>
         </w:tc>
@@ -11952,7 +11952,7 @@
                 <w:b w:val="0"/>
                 <w:sz w:val="18"/>
               </w:rPr>
-              <w:t>Планово-диспетчерский отдел</w:t>
+              <w:t>Служба главного инженера</w:t>
             </w:r>
           </w:p>
         </w:tc>
@@ -11972,7 +11972,7 @@
                 <w:b w:val="0"/>
                 <w:sz w:val="18"/>
               </w:rPr>
-              <w:t>Диспетчер</w:t>
+              <w:t>Электромонтер по ремонту и обслуживанию электрооборудования 4 разряда</w:t>
             </w:r>
           </w:p>
         </w:tc>
@@ -11992,7 +11992,7 @@
                 <w:b w:val="0"/>
                 <w:sz w:val="16"/>
               </w:rPr>
-              <w:t>Периодический</w:t>
+              <w:t>—</w:t>
             </w:r>
           </w:p>
         </w:tc>
@@ -12012,7 +12012,7 @@
                 <w:b w:val="0"/>
                 <w:sz w:val="18"/>
               </w:rPr>
-              <w:t>4.4, 5.2</w:t>
+              <w:t>—</w:t>
             </w:r>
           </w:p>
         </w:tc>
@@ -12032,7 +12032,7 @@
                 <w:b w:val="0"/>
                 <w:sz w:val="18"/>
               </w:rPr>
-              <w:t>—</w:t>
+              <w:t>п. 11 — обслуживание электроустановок предприятия</w:t>
             </w:r>
           </w:p>
         </w:tc>
@@ -12155,7 +12155,7 @@
                 <w:b w:val="0"/>
                 <w:sz w:val="18"/>
               </w:rPr>
-              <w:t>Терешкина Татьяна Викторовна</w:t>
+              <w:t>Федышен Валерий Васильевич</w:t>
             </w:r>
           </w:p>
         </w:tc>
@@ -12175,7 +12175,7 @@
                 <w:b w:val="0"/>
                 <w:sz w:val="18"/>
               </w:rPr>
-              <w:t>29.06.1980</w:t>
+              <w:t>11.11.1968</w:t>
             </w:r>
           </w:p>
         </w:tc>
@@ -12195,7 +12195,7 @@
                 <w:b w:val="0"/>
                 <w:sz w:val="18"/>
               </w:rPr>
-              <w:t>Административно-хозяйственный отдел</w:t>
+              <w:t>Слесарный участок</w:t>
             </w:r>
           </w:p>
         </w:tc>
@@ -12215,7 +12215,7 @@
                 <w:b w:val="0"/>
                 <w:sz w:val="18"/>
               </w:rPr>
-              <w:t>Уборщик производственных и служебных помещений</w:t>
+              <w:t>Слесарь механосборочных работ 5 разряда</w:t>
             </w:r>
           </w:p>
         </w:tc>
@@ -12255,7 +12255,7 @@
                 <w:b w:val="0"/>
                 <w:sz w:val="18"/>
               </w:rPr>
-              <w:t>1.48, 4.4, 5.1</w:t>
+              <w:t>4.3.1, 4.3.2, 4.4, 5.1, 15</w:t>
             </w:r>
           </w:p>
         </w:tc>
@@ -12398,7 +12398,7 @@
                 <w:b w:val="0"/>
                 <w:sz w:val="18"/>
               </w:rPr>
-              <w:t>Треусов Сергей Юрьевич</w:t>
+              <w:t>Чепуштанов Александр Геннадьевич</w:t>
             </w:r>
           </w:p>
         </w:tc>
@@ -12418,7 +12418,7 @@
                 <w:b w:val="0"/>
                 <w:sz w:val="18"/>
               </w:rPr>
-              <w:t>31.10.1965</w:t>
+              <w:t>17.03.1979</w:t>
             </w:r>
           </w:p>
         </w:tc>
@@ -12438,7 +12438,7 @@
                 <w:b w:val="0"/>
                 <w:sz w:val="18"/>
               </w:rPr>
-              <w:t>Швейный участок</w:t>
+              <w:t>Участок сборки</w:t>
             </w:r>
           </w:p>
         </w:tc>
@@ -12458,7 +12458,7 @@
                 <w:b w:val="0"/>
                 <w:sz w:val="18"/>
               </w:rPr>
-              <w:t>Специалист по пошиву 5 разряда</w:t>
+              <w:t>Слесарь-сборщик 6 разряда</w:t>
             </w:r>
           </w:p>
         </w:tc>
@@ -12498,7 +12498,7 @@
                 <w:b w:val="0"/>
                 <w:sz w:val="18"/>
               </w:rPr>
-              <w:t>4.3.1, 4.3.2, 4.4, 5.1, 5.2, 15</w:t>
+              <w:t>4.3.1, 4.3.2, 4.4, 5.1, 6.2, 15</w:t>
             </w:r>
           </w:p>
         </w:tc>
@@ -12641,7 +12641,7 @@
                 <w:b w:val="0"/>
                 <w:sz w:val="18"/>
               </w:rPr>
-              <w:t>Улумбеков Руслан Бинарович</w:t>
+              <w:t>Швецов Андрей Витальевич</w:t>
             </w:r>
           </w:p>
         </w:tc>
@@ -12661,7 +12661,7 @@
                 <w:b w:val="0"/>
                 <w:sz w:val="18"/>
               </w:rPr>
-              <w:t>30.06.1978</w:t>
+              <w:t>09.10.1976</w:t>
             </w:r>
           </w:p>
         </w:tc>
@@ -12681,7 +12681,7 @@
                 <w:b w:val="0"/>
                 <w:sz w:val="18"/>
               </w:rPr>
-              <w:t>Служба главного инженера</w:t>
+              <w:t>Участок сборки</w:t>
             </w:r>
           </w:p>
         </w:tc>
@@ -12701,7 +12701,7 @@
                 <w:b w:val="0"/>
                 <w:sz w:val="18"/>
               </w:rPr>
-              <w:t>Электромонтер по ремонту и обслуживанию электрооборудования 4 разряда</w:t>
+              <w:t>Слесарь-сборщик 4 разряда</w:t>
             </w:r>
           </w:p>
         </w:tc>
@@ -12721,47 +12721,47 @@
                 <w:b w:val="0"/>
                 <w:sz w:val="16"/>
               </w:rPr>
+              <w:t>Периодический</w:t>
+            </w:r>
+          </w:p>
+        </w:tc>
+        <w:tc>
+          <w:tcPr>
+            <w:tcW w:type="dxa" w:w="1550"/>
+            <w:vAlign w:val="center"/>
+          </w:tcPr>
+          <w:p>
+            <w:pPr>
+              <w:spacing w:after="0" w:before="0" w:line="240" w:lineRule="auto"/>
+              <w:jc w:val="left"/>
+            </w:pPr>
+            <w:r>
+              <w:rPr>
+                <w:rFonts w:ascii="Times New Roman" w:hAnsi="Times New Roman" w:eastAsia="Times New Roman"/>
+                <w:b w:val="0"/>
+                <w:sz w:val="18"/>
+              </w:rPr>
+              <w:t>4.3.1, 4.3.2, 4.4, 5.1, 6.2, 15</w:t>
+            </w:r>
+          </w:p>
+        </w:tc>
+        <w:tc>
+          <w:tcPr>
+            <w:tcW w:type="dxa" w:w="1420"/>
+            <w:vAlign w:val="center"/>
+          </w:tcPr>
+          <w:p>
+            <w:pPr>
+              <w:spacing w:after="0" w:before="0" w:line="240" w:lineRule="auto"/>
+              <w:jc w:val="left"/>
+            </w:pPr>
+            <w:r>
+              <w:rPr>
+                <w:rFonts w:ascii="Times New Roman" w:hAnsi="Times New Roman" w:eastAsia="Times New Roman"/>
+                <w:b w:val="0"/>
+                <w:sz w:val="18"/>
+              </w:rPr>
               <w:t>—</w:t>
-            </w:r>
-          </w:p>
-        </w:tc>
-        <w:tc>
-          <w:tcPr>
-            <w:tcW w:type="dxa" w:w="1550"/>
-            <w:vAlign w:val="center"/>
-          </w:tcPr>
-          <w:p>
-            <w:pPr>
-              <w:spacing w:after="0" w:before="0" w:line="240" w:lineRule="auto"/>
-              <w:jc w:val="left"/>
-            </w:pPr>
-            <w:r>
-              <w:rPr>
-                <w:rFonts w:ascii="Times New Roman" w:hAnsi="Times New Roman" w:eastAsia="Times New Roman"/>
-                <w:b w:val="0"/>
-                <w:sz w:val="18"/>
-              </w:rPr>
-              <w:t>—</w:t>
-            </w:r>
-          </w:p>
-        </w:tc>
-        <w:tc>
-          <w:tcPr>
-            <w:tcW w:type="dxa" w:w="1420"/>
-            <w:vAlign w:val="center"/>
-          </w:tcPr>
-          <w:p>
-            <w:pPr>
-              <w:spacing w:after="0" w:before="0" w:line="240" w:lineRule="auto"/>
-              <w:jc w:val="left"/>
-            </w:pPr>
-            <w:r>
-              <w:rPr>
-                <w:rFonts w:ascii="Times New Roman" w:hAnsi="Times New Roman" w:eastAsia="Times New Roman"/>
-                <w:b w:val="0"/>
-                <w:sz w:val="18"/>
-              </w:rPr>
-              <w:t>п. 11 — обслуживание электроустановок предприятия</w:t>
             </w:r>
           </w:p>
         </w:tc>
@@ -12884,7 +12884,7 @@
                 <w:b w:val="0"/>
                 <w:sz w:val="18"/>
               </w:rPr>
-              <w:t>Федышен Валерий Васильевич</w:t>
+              <w:t>Шибатина Елена Васильевна</w:t>
             </w:r>
           </w:p>
         </w:tc>
@@ -12904,7 +12904,7 @@
                 <w:b w:val="0"/>
                 <w:sz w:val="18"/>
               </w:rPr>
-              <w:t>11.11.1968</w:t>
+              <w:t>25.01.1968</w:t>
             </w:r>
           </w:p>
         </w:tc>
@@ -12924,7 +12924,7 @@
                 <w:b w:val="0"/>
                 <w:sz w:val="18"/>
               </w:rPr>
-              <w:t>Слесарный участок</w:t>
+              <w:t>Административно-хозяйственный отдел</w:t>
             </w:r>
           </w:p>
         </w:tc>
@@ -12944,7 +12944,7 @@
                 <w:b w:val="0"/>
                 <w:sz w:val="18"/>
               </w:rPr>
-              <w:t>Слесарь механосборочных работ 5 разряда</w:t>
+              <w:t>Уборщик производственных и служебных помещений</w:t>
             </w:r>
           </w:p>
         </w:tc>
@@ -12984,7 +12984,7 @@
                 <w:b w:val="0"/>
                 <w:sz w:val="18"/>
               </w:rPr>
-              <w:t>4.3.1, 4.3.2, 4.4, 5.1, 15</w:t>
+              <w:t>1.48, 4.4, 5.1</w:t>
             </w:r>
           </w:p>
         </w:tc>
@@ -13127,7 +13127,7 @@
                 <w:b w:val="0"/>
                 <w:sz w:val="18"/>
               </w:rPr>
-              <w:t>Чепуштанов Александр Геннадьевич</w:t>
+              <w:t>Юдина Анна Владимировна</w:t>
             </w:r>
           </w:p>
         </w:tc>
@@ -13147,7 +13147,7 @@
                 <w:b w:val="0"/>
                 <w:sz w:val="18"/>
               </w:rPr>
-              <w:t>17.03.1979</w:t>
+              <w:t>18.09.1990</w:t>
             </w:r>
           </w:p>
         </w:tc>
@@ -13167,7 +13167,7 @@
                 <w:b w:val="0"/>
                 <w:sz w:val="18"/>
               </w:rPr>
-              <w:t>Участок сборки</w:t>
+              <w:t>Склад</w:t>
             </w:r>
           </w:p>
         </w:tc>
@@ -13187,7 +13187,7 @@
                 <w:b w:val="0"/>
                 <w:sz w:val="18"/>
               </w:rPr>
-              <w:t>Слесарь-сборщик 6 разряда</w:t>
+              <w:t>Старший кладовщик</w:t>
             </w:r>
           </w:p>
         </w:tc>
@@ -13227,7 +13227,7 @@
                 <w:b w:val="0"/>
                 <w:sz w:val="18"/>
               </w:rPr>
-              <w:t>4.3.1, 4.3.2, 4.4, 5.1, 6.2, 15</w:t>
+              <w:t>4.4, 5.1, 6.2</w:t>
             </w:r>
           </w:p>
         </w:tc>
@@ -13370,7 +13370,7 @@
                 <w:b w:val="0"/>
                 <w:sz w:val="18"/>
               </w:rPr>
-              <w:t>Швецов Андрей Витальевич</w:t>
+              <w:t>Яковлева Анастасия Юрьевна</w:t>
             </w:r>
           </w:p>
         </w:tc>
@@ -13390,7 +13390,7 @@
                 <w:b w:val="0"/>
                 <w:sz w:val="18"/>
               </w:rPr>
-              <w:t>09.10.1976</w:t>
+              <w:t>28.01.1974</w:t>
             </w:r>
           </w:p>
         </w:tc>
@@ -13410,7 +13410,7 @@
                 <w:b w:val="0"/>
                 <w:sz w:val="18"/>
               </w:rPr>
-              <w:t>Участок сборки</w:t>
+              <w:t>Планово-диспетчерский отдел</w:t>
             </w:r>
           </w:p>
         </w:tc>
@@ -13430,7 +13430,7 @@
                 <w:b w:val="0"/>
                 <w:sz w:val="18"/>
               </w:rPr>
-              <w:t>Слесарь-сборщик 4 разряда</w:t>
+              <w:t>Ведущий инженер</w:t>
             </w:r>
           </w:p>
         </w:tc>
@@ -13470,7 +13470,7 @@
                 <w:b w:val="0"/>
                 <w:sz w:val="18"/>
               </w:rPr>
-              <w:t>4.3.1, 4.3.2, 4.4, 5.1, 6.2, 15</w:t>
+              <w:t>4.4, 5.2</w:t>
             </w:r>
           </w:p>
         </w:tc>
@@ -13575,735 +13575,6 @@
                 <w:sz w:val="18"/>
               </w:rPr>
               <w:t>РН-054</w:t>
-            </w:r>
-          </w:p>
-        </w:tc>
-        <w:tc>
-          <w:tcPr>
-            <w:tcW w:type="dxa" w:w="900"/>
-            <w:vAlign w:val="center"/>
-          </w:tcPr>
-          <w:p>
-            <w:pPr>
-              <w:spacing w:after="0" w:before="0" w:line="240" w:lineRule="auto"/>
-              <w:jc w:val="center"/>
-            </w:pPr>
-            <w:r>
-              <w:rPr>
-                <w:rFonts w:ascii="Times New Roman" w:hAnsi="Times New Roman" w:eastAsia="Times New Roman"/>
-                <w:b w:val="0"/>
-                <w:sz w:val="18"/>
-              </w:rPr>
-            </w:r>
-          </w:p>
-        </w:tc>
-        <w:tc>
-          <w:tcPr>
-            <w:tcW w:type="dxa" w:w="1800"/>
-            <w:vAlign w:val="center"/>
-          </w:tcPr>
-          <w:p>
-            <w:pPr>
-              <w:spacing w:after="0" w:before="0" w:line="240" w:lineRule="auto"/>
-              <w:jc w:val="left"/>
-            </w:pPr>
-            <w:r>
-              <w:rPr>
-                <w:rFonts w:ascii="Times New Roman" w:hAnsi="Times New Roman" w:eastAsia="Times New Roman"/>
-                <w:b w:val="0"/>
-                <w:sz w:val="18"/>
-              </w:rPr>
-              <w:t>Шибатина Елена Васильевна</w:t>
-            </w:r>
-          </w:p>
-        </w:tc>
-        <w:tc>
-          <w:tcPr>
-            <w:tcW w:type="dxa" w:w="1100"/>
-            <w:vAlign w:val="center"/>
-          </w:tcPr>
-          <w:p>
-            <w:pPr>
-              <w:spacing w:after="0" w:before="0" w:line="240" w:lineRule="auto"/>
-              <w:jc w:val="center"/>
-            </w:pPr>
-            <w:r>
-              <w:rPr>
-                <w:rFonts w:ascii="Times New Roman" w:hAnsi="Times New Roman" w:eastAsia="Times New Roman"/>
-                <w:b w:val="0"/>
-                <w:sz w:val="18"/>
-              </w:rPr>
-              <w:t>25.01.1968</w:t>
-            </w:r>
-          </w:p>
-        </w:tc>
-        <w:tc>
-          <w:tcPr>
-            <w:tcW w:type="dxa" w:w="1450"/>
-            <w:vAlign w:val="center"/>
-          </w:tcPr>
-          <w:p>
-            <w:pPr>
-              <w:spacing w:after="0" w:before="0" w:line="240" w:lineRule="auto"/>
-              <w:jc w:val="left"/>
-            </w:pPr>
-            <w:r>
-              <w:rPr>
-                <w:rFonts w:ascii="Times New Roman" w:hAnsi="Times New Roman" w:eastAsia="Times New Roman"/>
-                <w:b w:val="0"/>
-                <w:sz w:val="18"/>
-              </w:rPr>
-              <w:t>Административно-хозяйственный отдел</w:t>
-            </w:r>
-          </w:p>
-        </w:tc>
-        <w:tc>
-          <w:tcPr>
-            <w:tcW w:type="dxa" w:w="1600"/>
-            <w:vAlign w:val="center"/>
-          </w:tcPr>
-          <w:p>
-            <w:pPr>
-              <w:spacing w:after="0" w:before="0" w:line="240" w:lineRule="auto"/>
-              <w:jc w:val="left"/>
-            </w:pPr>
-            <w:r>
-              <w:rPr>
-                <w:rFonts w:ascii="Times New Roman" w:hAnsi="Times New Roman" w:eastAsia="Times New Roman"/>
-                <w:b w:val="0"/>
-                <w:sz w:val="18"/>
-              </w:rPr>
-              <w:t>Уборщик производственных и служебных помещений</w:t>
-            </w:r>
-          </w:p>
-        </w:tc>
-        <w:tc>
-          <w:tcPr>
-            <w:tcW w:type="dxa" w:w="1100"/>
-            <w:vAlign w:val="center"/>
-          </w:tcPr>
-          <w:p>
-            <w:pPr>
-              <w:spacing w:after="0" w:before="0" w:line="240" w:lineRule="auto"/>
-              <w:jc w:val="center"/>
-            </w:pPr>
-            <w:r>
-              <w:rPr>
-                <w:rFonts w:ascii="Times New Roman" w:hAnsi="Times New Roman" w:eastAsia="Times New Roman"/>
-                <w:b w:val="0"/>
-                <w:sz w:val="16"/>
-              </w:rPr>
-              <w:t>Периодический</w:t>
-            </w:r>
-          </w:p>
-        </w:tc>
-        <w:tc>
-          <w:tcPr>
-            <w:tcW w:type="dxa" w:w="1550"/>
-            <w:vAlign w:val="center"/>
-          </w:tcPr>
-          <w:p>
-            <w:pPr>
-              <w:spacing w:after="0" w:before="0" w:line="240" w:lineRule="auto"/>
-              <w:jc w:val="left"/>
-            </w:pPr>
-            <w:r>
-              <w:rPr>
-                <w:rFonts w:ascii="Times New Roman" w:hAnsi="Times New Roman" w:eastAsia="Times New Roman"/>
-                <w:b w:val="0"/>
-                <w:sz w:val="18"/>
-              </w:rPr>
-              <w:t>1.48, 4.4, 5.1</w:t>
-            </w:r>
-          </w:p>
-        </w:tc>
-        <w:tc>
-          <w:tcPr>
-            <w:tcW w:type="dxa" w:w="1420"/>
-            <w:vAlign w:val="center"/>
-          </w:tcPr>
-          <w:p>
-            <w:pPr>
-              <w:spacing w:after="0" w:before="0" w:line="240" w:lineRule="auto"/>
-              <w:jc w:val="left"/>
-            </w:pPr>
-            <w:r>
-              <w:rPr>
-                <w:rFonts w:ascii="Times New Roman" w:hAnsi="Times New Roman" w:eastAsia="Times New Roman"/>
-                <w:b w:val="0"/>
-                <w:sz w:val="18"/>
-              </w:rPr>
-              <w:t>—</w:t>
-            </w:r>
-          </w:p>
-        </w:tc>
-        <w:tc>
-          <w:tcPr>
-            <w:tcW w:type="dxa" w:w="1100"/>
-            <w:vAlign w:val="center"/>
-          </w:tcPr>
-          <w:p>
-            <w:pPr>
-              <w:spacing w:after="0" w:before="0" w:line="240" w:lineRule="auto"/>
-              <w:jc w:val="left"/>
-            </w:pPr>
-            <w:r>
-              <w:rPr>
-                <w:rFonts w:ascii="Times New Roman" w:hAnsi="Times New Roman" w:eastAsia="Times New Roman"/>
-                <w:b w:val="0"/>
-                <w:sz w:val="18"/>
-              </w:rPr>
-            </w:r>
-          </w:p>
-        </w:tc>
-        <w:tc>
-          <w:tcPr>
-            <w:tcW w:type="dxa" w:w="1200"/>
-            <w:vAlign w:val="center"/>
-          </w:tcPr>
-          <w:p>
-            <w:pPr>
-              <w:spacing w:after="0" w:before="0" w:line="240" w:lineRule="auto"/>
-              <w:jc w:val="left"/>
-            </w:pPr>
-            <w:r>
-              <w:rPr>
-                <w:rFonts w:ascii="Times New Roman" w:hAnsi="Times New Roman" w:eastAsia="Times New Roman"/>
-                <w:b w:val="0"/>
-                <w:sz w:val="18"/>
-              </w:rPr>
-            </w:r>
-          </w:p>
-        </w:tc>
-      </w:tr>
-      <w:tr>
-        <w:trPr>
-          <w:cantSplit/>
-          <w:trHeight w:val="510"/>
-        </w:trPr>
-        <w:tc>
-          <w:tcPr>
-            <w:tcW w:type="dxa" w:w="450"/>
-            <w:vAlign w:val="center"/>
-          </w:tcPr>
-          <w:p>
-            <w:pPr>
-              <w:spacing w:after="0" w:before="0" w:line="240" w:lineRule="auto"/>
-              <w:jc w:val="center"/>
-            </w:pPr>
-            <w:r>
-              <w:rPr>
-                <w:rFonts w:ascii="Times New Roman" w:hAnsi="Times New Roman" w:eastAsia="Times New Roman"/>
-                <w:b w:val="0"/>
-                <w:sz w:val="18"/>
-              </w:rPr>
-              <w:t>55</w:t>
-            </w:r>
-          </w:p>
-        </w:tc>
-        <w:tc>
-          <w:tcPr>
-            <w:tcW w:type="dxa" w:w="900"/>
-            <w:vAlign w:val="center"/>
-          </w:tcPr>
-          <w:p>
-            <w:pPr>
-              <w:spacing w:after="0" w:before="0" w:line="240" w:lineRule="auto"/>
-              <w:jc w:val="center"/>
-            </w:pPr>
-            <w:r>
-              <w:rPr>
-                <w:rFonts w:ascii="Times New Roman" w:hAnsi="Times New Roman" w:eastAsia="Times New Roman"/>
-                <w:b w:val="0"/>
-                <w:sz w:val="18"/>
-              </w:rPr>
-              <w:t>РН-055</w:t>
-            </w:r>
-          </w:p>
-        </w:tc>
-        <w:tc>
-          <w:tcPr>
-            <w:tcW w:type="dxa" w:w="900"/>
-            <w:vAlign w:val="center"/>
-          </w:tcPr>
-          <w:p>
-            <w:pPr>
-              <w:spacing w:after="0" w:before="0" w:line="240" w:lineRule="auto"/>
-              <w:jc w:val="center"/>
-            </w:pPr>
-            <w:r>
-              <w:rPr>
-                <w:rFonts w:ascii="Times New Roman" w:hAnsi="Times New Roman" w:eastAsia="Times New Roman"/>
-                <w:b w:val="0"/>
-                <w:sz w:val="18"/>
-              </w:rPr>
-            </w:r>
-          </w:p>
-        </w:tc>
-        <w:tc>
-          <w:tcPr>
-            <w:tcW w:type="dxa" w:w="1800"/>
-            <w:vAlign w:val="center"/>
-          </w:tcPr>
-          <w:p>
-            <w:pPr>
-              <w:spacing w:after="0" w:before="0" w:line="240" w:lineRule="auto"/>
-              <w:jc w:val="left"/>
-            </w:pPr>
-            <w:r>
-              <w:rPr>
-                <w:rFonts w:ascii="Times New Roman" w:hAnsi="Times New Roman" w:eastAsia="Times New Roman"/>
-                <w:b w:val="0"/>
-                <w:sz w:val="18"/>
-              </w:rPr>
-              <w:t>Юдина Анна Владимировна</w:t>
-            </w:r>
-          </w:p>
-        </w:tc>
-        <w:tc>
-          <w:tcPr>
-            <w:tcW w:type="dxa" w:w="1100"/>
-            <w:vAlign w:val="center"/>
-          </w:tcPr>
-          <w:p>
-            <w:pPr>
-              <w:spacing w:after="0" w:before="0" w:line="240" w:lineRule="auto"/>
-              <w:jc w:val="center"/>
-            </w:pPr>
-            <w:r>
-              <w:rPr>
-                <w:rFonts w:ascii="Times New Roman" w:hAnsi="Times New Roman" w:eastAsia="Times New Roman"/>
-                <w:b w:val="0"/>
-                <w:sz w:val="18"/>
-              </w:rPr>
-              <w:t>18.09.1990</w:t>
-            </w:r>
-          </w:p>
-        </w:tc>
-        <w:tc>
-          <w:tcPr>
-            <w:tcW w:type="dxa" w:w="1450"/>
-            <w:vAlign w:val="center"/>
-          </w:tcPr>
-          <w:p>
-            <w:pPr>
-              <w:spacing w:after="0" w:before="0" w:line="240" w:lineRule="auto"/>
-              <w:jc w:val="left"/>
-            </w:pPr>
-            <w:r>
-              <w:rPr>
-                <w:rFonts w:ascii="Times New Roman" w:hAnsi="Times New Roman" w:eastAsia="Times New Roman"/>
-                <w:b w:val="0"/>
-                <w:sz w:val="18"/>
-              </w:rPr>
-              <w:t>Склад</w:t>
-            </w:r>
-          </w:p>
-        </w:tc>
-        <w:tc>
-          <w:tcPr>
-            <w:tcW w:type="dxa" w:w="1600"/>
-            <w:vAlign w:val="center"/>
-          </w:tcPr>
-          <w:p>
-            <w:pPr>
-              <w:spacing w:after="0" w:before="0" w:line="240" w:lineRule="auto"/>
-              <w:jc w:val="left"/>
-            </w:pPr>
-            <w:r>
-              <w:rPr>
-                <w:rFonts w:ascii="Times New Roman" w:hAnsi="Times New Roman" w:eastAsia="Times New Roman"/>
-                <w:b w:val="0"/>
-                <w:sz w:val="18"/>
-              </w:rPr>
-              <w:t>Старший кладовщик</w:t>
-            </w:r>
-          </w:p>
-        </w:tc>
-        <w:tc>
-          <w:tcPr>
-            <w:tcW w:type="dxa" w:w="1100"/>
-            <w:vAlign w:val="center"/>
-          </w:tcPr>
-          <w:p>
-            <w:pPr>
-              <w:spacing w:after="0" w:before="0" w:line="240" w:lineRule="auto"/>
-              <w:jc w:val="center"/>
-            </w:pPr>
-            <w:r>
-              <w:rPr>
-                <w:rFonts w:ascii="Times New Roman" w:hAnsi="Times New Roman" w:eastAsia="Times New Roman"/>
-                <w:b w:val="0"/>
-                <w:sz w:val="16"/>
-              </w:rPr>
-              <w:t>Периодический</w:t>
-            </w:r>
-          </w:p>
-        </w:tc>
-        <w:tc>
-          <w:tcPr>
-            <w:tcW w:type="dxa" w:w="1550"/>
-            <w:vAlign w:val="center"/>
-          </w:tcPr>
-          <w:p>
-            <w:pPr>
-              <w:spacing w:after="0" w:before="0" w:line="240" w:lineRule="auto"/>
-              <w:jc w:val="left"/>
-            </w:pPr>
-            <w:r>
-              <w:rPr>
-                <w:rFonts w:ascii="Times New Roman" w:hAnsi="Times New Roman" w:eastAsia="Times New Roman"/>
-                <w:b w:val="0"/>
-                <w:sz w:val="18"/>
-              </w:rPr>
-              <w:t>4.4, 5.1, 6.2</w:t>
-            </w:r>
-          </w:p>
-        </w:tc>
-        <w:tc>
-          <w:tcPr>
-            <w:tcW w:type="dxa" w:w="1420"/>
-            <w:vAlign w:val="center"/>
-          </w:tcPr>
-          <w:p>
-            <w:pPr>
-              <w:spacing w:after="0" w:before="0" w:line="240" w:lineRule="auto"/>
-              <w:jc w:val="left"/>
-            </w:pPr>
-            <w:r>
-              <w:rPr>
-                <w:rFonts w:ascii="Times New Roman" w:hAnsi="Times New Roman" w:eastAsia="Times New Roman"/>
-                <w:b w:val="0"/>
-                <w:sz w:val="18"/>
-              </w:rPr>
-              <w:t>—</w:t>
-            </w:r>
-          </w:p>
-        </w:tc>
-        <w:tc>
-          <w:tcPr>
-            <w:tcW w:type="dxa" w:w="1100"/>
-            <w:vAlign w:val="center"/>
-          </w:tcPr>
-          <w:p>
-            <w:pPr>
-              <w:spacing w:after="0" w:before="0" w:line="240" w:lineRule="auto"/>
-              <w:jc w:val="left"/>
-            </w:pPr>
-            <w:r>
-              <w:rPr>
-                <w:rFonts w:ascii="Times New Roman" w:hAnsi="Times New Roman" w:eastAsia="Times New Roman"/>
-                <w:b w:val="0"/>
-                <w:sz w:val="18"/>
-              </w:rPr>
-            </w:r>
-          </w:p>
-        </w:tc>
-        <w:tc>
-          <w:tcPr>
-            <w:tcW w:type="dxa" w:w="1200"/>
-            <w:vAlign w:val="center"/>
-          </w:tcPr>
-          <w:p>
-            <w:pPr>
-              <w:spacing w:after="0" w:before="0" w:line="240" w:lineRule="auto"/>
-              <w:jc w:val="left"/>
-            </w:pPr>
-            <w:r>
-              <w:rPr>
-                <w:rFonts w:ascii="Times New Roman" w:hAnsi="Times New Roman" w:eastAsia="Times New Roman"/>
-                <w:b w:val="0"/>
-                <w:sz w:val="18"/>
-              </w:rPr>
-            </w:r>
-          </w:p>
-        </w:tc>
-      </w:tr>
-      <w:tr>
-        <w:trPr>
-          <w:cantSplit/>
-          <w:trHeight w:val="510"/>
-        </w:trPr>
-        <w:tc>
-          <w:tcPr>
-            <w:tcW w:type="dxa" w:w="450"/>
-            <w:vAlign w:val="center"/>
-          </w:tcPr>
-          <w:p>
-            <w:pPr>
-              <w:spacing w:after="0" w:before="0" w:line="240" w:lineRule="auto"/>
-              <w:jc w:val="center"/>
-            </w:pPr>
-            <w:r>
-              <w:rPr>
-                <w:rFonts w:ascii="Times New Roman" w:hAnsi="Times New Roman" w:eastAsia="Times New Roman"/>
-                <w:b w:val="0"/>
-                <w:sz w:val="18"/>
-              </w:rPr>
-              <w:t>56</w:t>
-            </w:r>
-          </w:p>
-        </w:tc>
-        <w:tc>
-          <w:tcPr>
-            <w:tcW w:type="dxa" w:w="900"/>
-            <w:vAlign w:val="center"/>
-          </w:tcPr>
-          <w:p>
-            <w:pPr>
-              <w:spacing w:after="0" w:before="0" w:line="240" w:lineRule="auto"/>
-              <w:jc w:val="center"/>
-            </w:pPr>
-            <w:r>
-              <w:rPr>
-                <w:rFonts w:ascii="Times New Roman" w:hAnsi="Times New Roman" w:eastAsia="Times New Roman"/>
-                <w:b w:val="0"/>
-                <w:sz w:val="18"/>
-              </w:rPr>
-              <w:t>РН-056</w:t>
-            </w:r>
-          </w:p>
-        </w:tc>
-        <w:tc>
-          <w:tcPr>
-            <w:tcW w:type="dxa" w:w="900"/>
-            <w:vAlign w:val="center"/>
-          </w:tcPr>
-          <w:p>
-            <w:pPr>
-              <w:spacing w:after="0" w:before="0" w:line="240" w:lineRule="auto"/>
-              <w:jc w:val="center"/>
-            </w:pPr>
-            <w:r>
-              <w:rPr>
-                <w:rFonts w:ascii="Times New Roman" w:hAnsi="Times New Roman" w:eastAsia="Times New Roman"/>
-                <w:b w:val="0"/>
-                <w:sz w:val="18"/>
-              </w:rPr>
-            </w:r>
-          </w:p>
-        </w:tc>
-        <w:tc>
-          <w:tcPr>
-            <w:tcW w:type="dxa" w:w="1800"/>
-            <w:vAlign w:val="center"/>
-          </w:tcPr>
-          <w:p>
-            <w:pPr>
-              <w:spacing w:after="0" w:before="0" w:line="240" w:lineRule="auto"/>
-              <w:jc w:val="left"/>
-            </w:pPr>
-            <w:r>
-              <w:rPr>
-                <w:rFonts w:ascii="Times New Roman" w:hAnsi="Times New Roman" w:eastAsia="Times New Roman"/>
-                <w:b w:val="0"/>
-                <w:sz w:val="18"/>
-              </w:rPr>
-              <w:t>Яковлева Анастасия Юрьевна</w:t>
-            </w:r>
-          </w:p>
-        </w:tc>
-        <w:tc>
-          <w:tcPr>
-            <w:tcW w:type="dxa" w:w="1100"/>
-            <w:vAlign w:val="center"/>
-          </w:tcPr>
-          <w:p>
-            <w:pPr>
-              <w:spacing w:after="0" w:before="0" w:line="240" w:lineRule="auto"/>
-              <w:jc w:val="center"/>
-            </w:pPr>
-            <w:r>
-              <w:rPr>
-                <w:rFonts w:ascii="Times New Roman" w:hAnsi="Times New Roman" w:eastAsia="Times New Roman"/>
-                <w:b w:val="0"/>
-                <w:sz w:val="18"/>
-              </w:rPr>
-              <w:t>28.01.1974</w:t>
-            </w:r>
-          </w:p>
-        </w:tc>
-        <w:tc>
-          <w:tcPr>
-            <w:tcW w:type="dxa" w:w="1450"/>
-            <w:vAlign w:val="center"/>
-          </w:tcPr>
-          <w:p>
-            <w:pPr>
-              <w:spacing w:after="0" w:before="0" w:line="240" w:lineRule="auto"/>
-              <w:jc w:val="left"/>
-            </w:pPr>
-            <w:r>
-              <w:rPr>
-                <w:rFonts w:ascii="Times New Roman" w:hAnsi="Times New Roman" w:eastAsia="Times New Roman"/>
-                <w:b w:val="0"/>
-                <w:sz w:val="18"/>
-              </w:rPr>
-              <w:t>Планово-диспетчерский отдел</w:t>
-            </w:r>
-          </w:p>
-        </w:tc>
-        <w:tc>
-          <w:tcPr>
-            <w:tcW w:type="dxa" w:w="1600"/>
-            <w:vAlign w:val="center"/>
-          </w:tcPr>
-          <w:p>
-            <w:pPr>
-              <w:spacing w:after="0" w:before="0" w:line="240" w:lineRule="auto"/>
-              <w:jc w:val="left"/>
-            </w:pPr>
-            <w:r>
-              <w:rPr>
-                <w:rFonts w:ascii="Times New Roman" w:hAnsi="Times New Roman" w:eastAsia="Times New Roman"/>
-                <w:b w:val="0"/>
-                <w:sz w:val="18"/>
-              </w:rPr>
-              <w:t>Ведущий инженер</w:t>
-            </w:r>
-          </w:p>
-        </w:tc>
-        <w:tc>
-          <w:tcPr>
-            <w:tcW w:type="dxa" w:w="1100"/>
-            <w:vAlign w:val="center"/>
-          </w:tcPr>
-          <w:p>
-            <w:pPr>
-              <w:spacing w:after="0" w:before="0" w:line="240" w:lineRule="auto"/>
-              <w:jc w:val="center"/>
-            </w:pPr>
-            <w:r>
-              <w:rPr>
-                <w:rFonts w:ascii="Times New Roman" w:hAnsi="Times New Roman" w:eastAsia="Times New Roman"/>
-                <w:b w:val="0"/>
-                <w:sz w:val="16"/>
-              </w:rPr>
-              <w:t>Периодический</w:t>
-            </w:r>
-          </w:p>
-        </w:tc>
-        <w:tc>
-          <w:tcPr>
-            <w:tcW w:type="dxa" w:w="1550"/>
-            <w:vAlign w:val="center"/>
-          </w:tcPr>
-          <w:p>
-            <w:pPr>
-              <w:spacing w:after="0" w:before="0" w:line="240" w:lineRule="auto"/>
-              <w:jc w:val="left"/>
-            </w:pPr>
-            <w:r>
-              <w:rPr>
-                <w:rFonts w:ascii="Times New Roman" w:hAnsi="Times New Roman" w:eastAsia="Times New Roman"/>
-                <w:b w:val="0"/>
-                <w:sz w:val="18"/>
-              </w:rPr>
-              <w:t>4.4, 5.2</w:t>
-            </w:r>
-          </w:p>
-        </w:tc>
-        <w:tc>
-          <w:tcPr>
-            <w:tcW w:type="dxa" w:w="1420"/>
-            <w:vAlign w:val="center"/>
-          </w:tcPr>
-          <w:p>
-            <w:pPr>
-              <w:spacing w:after="0" w:before="0" w:line="240" w:lineRule="auto"/>
-              <w:jc w:val="left"/>
-            </w:pPr>
-            <w:r>
-              <w:rPr>
-                <w:rFonts w:ascii="Times New Roman" w:hAnsi="Times New Roman" w:eastAsia="Times New Roman"/>
-                <w:b w:val="0"/>
-                <w:sz w:val="18"/>
-              </w:rPr>
-              <w:t>—</w:t>
-            </w:r>
-          </w:p>
-        </w:tc>
-        <w:tc>
-          <w:tcPr>
-            <w:tcW w:type="dxa" w:w="1100"/>
-            <w:vAlign w:val="center"/>
-          </w:tcPr>
-          <w:p>
-            <w:pPr>
-              <w:spacing w:after="0" w:before="0" w:line="240" w:lineRule="auto"/>
-              <w:jc w:val="left"/>
-            </w:pPr>
-            <w:r>
-              <w:rPr>
-                <w:rFonts w:ascii="Times New Roman" w:hAnsi="Times New Roman" w:eastAsia="Times New Roman"/>
-                <w:b w:val="0"/>
-                <w:sz w:val="18"/>
-              </w:rPr>
-            </w:r>
-          </w:p>
-        </w:tc>
-        <w:tc>
-          <w:tcPr>
-            <w:tcW w:type="dxa" w:w="1200"/>
-            <w:vAlign w:val="center"/>
-          </w:tcPr>
-          <w:p>
-            <w:pPr>
-              <w:spacing w:after="0" w:before="0" w:line="240" w:lineRule="auto"/>
-              <w:jc w:val="left"/>
-            </w:pPr>
-            <w:r>
-              <w:rPr>
-                <w:rFonts w:ascii="Times New Roman" w:hAnsi="Times New Roman" w:eastAsia="Times New Roman"/>
-                <w:b w:val="0"/>
-                <w:sz w:val="18"/>
-              </w:rPr>
-            </w:r>
-          </w:p>
-        </w:tc>
-      </w:tr>
-      <w:tr>
-        <w:trPr>
-          <w:cantSplit/>
-          <w:trHeight w:val="510"/>
-        </w:trPr>
-        <w:tc>
-          <w:tcPr>
-            <w:tcW w:type="dxa" w:w="450"/>
-            <w:vAlign w:val="center"/>
-          </w:tcPr>
-          <w:p>
-            <w:pPr>
-              <w:spacing w:after="0" w:before="0" w:line="240" w:lineRule="auto"/>
-              <w:jc w:val="center"/>
-            </w:pPr>
-            <w:r>
-              <w:rPr>
-                <w:rFonts w:ascii="Times New Roman" w:hAnsi="Times New Roman" w:eastAsia="Times New Roman"/>
-                <w:b w:val="0"/>
-                <w:sz w:val="18"/>
-              </w:rPr>
-              <w:t>57</w:t>
-            </w:r>
-          </w:p>
-        </w:tc>
-        <w:tc>
-          <w:tcPr>
-            <w:tcW w:type="dxa" w:w="900"/>
-            <w:vAlign w:val="center"/>
-          </w:tcPr>
-          <w:p>
-            <w:pPr>
-              <w:spacing w:after="0" w:before="0" w:line="240" w:lineRule="auto"/>
-              <w:jc w:val="center"/>
-            </w:pPr>
-            <w:r>
-              <w:rPr>
-                <w:rFonts w:ascii="Times New Roman" w:hAnsi="Times New Roman" w:eastAsia="Times New Roman"/>
-                <w:b w:val="0"/>
-                <w:sz w:val="18"/>
-              </w:rPr>
-              <w:t>РН-057</w:t>
             </w:r>
           </w:p>
         </w:tc>
